--- a/docs/AgeCMS-техкарточка-дополнение-2.docx
+++ b/docs/AgeCMS-техкарточка-дополнение-2.docx
@@ -1826,7 +1826,7 @@
                 <w:sz w:val="19"/>
                 <w:szCs w:val="19"/>
               </w:rPr>
-              <w:t xml:space="preserve">128 тестов зелёные. Новые: код подключения (правильный, неверный, повторный, просроченный, подбор), срок токена и ответ «токен истёк», блокировка пользователя и разблокировка с токенами агента, копия базы перед правкой агента (одна на сеанс), обновление базы существующего сайта до новой схемы, заявки и отправитель noreply.</w:t>
+              <w:t xml:space="preserve">128 тестов зелёные (в том числе отказ на поле не на своём месте). Новые: код подключения (правильный, неверный, повторный, просроченный, подбор), срок токена и ответ «токен истёк», блокировка пользователя и разблокировка с токенами агента, копия базы перед правкой агента (одна на сеанс), обновление базы существующего сайта до новой схемы, заявки и отправитель noreply.</w:t>
             </w:r>
           </w:p>
         </w:tc>
@@ -1964,7 +1964,7 @@
                 <w:sz w:val="19"/>
                 <w:szCs w:val="19"/>
               </w:rPr>
-              <w:t xml:space="preserve">Одна проверка настоящим агентом до доработки. После доработки повторю на тестовой копии.</w:t>
+              <w:t xml:space="preserve">Повторная проверка новым агентом на тестовой копии: по коду подключения он получил токен на 30 дней, создал скрытую страницу и проверил её, ничего кроме веб-запросов не понадобилось. Нашёл неясность: поле «опубликована» он указал рядом с адресом вместо поля внутри «fields», и сайт молча опубликовал страницу. Исправлено: такой запрос теперь возвращает ошибку с подсказкой, в инструкции добавлен пример минимальной страницы.</w:t>
             </w:r>
           </w:p>
         </w:tc>

--- a/docs/AgeCMS-техкарточка-дополнение-2.docx
+++ b/docs/AgeCMS-техкарточка-дополнение-2.docx
@@ -1134,6 +1134,44 @@
       <w:r>
         <w:rPr>
           <w:rFonts w:ascii="Arial" w:cs="Arial" w:eastAsia="Arial" w:hAnsi="Arial"/>
+          <w:b/>
+          <w:bCs/>
+        </w:rPr>
+        <w:t xml:space="preserve">Агент заводит себе своего пользователя.</w:t>
+      </w:r>
+      <w:r>
+        <w:rPr>
+          <w:rFonts w:ascii="Arial" w:cs="Arial" w:eastAsia="Arial" w:hAnsi="Arial"/>
+        </w:rPr>
+        <w:t xml:space="preserve"> Это ваш сценарий «зайди по логину и паролю и создай для себя пользователя». Если агент пришёл с логином и паролем, сайт сам создаёт ему отдельного пользователя </w:t>
+      </w:r>
+      <w:r>
+        <w:rPr>
+          <w:rFonts w:ascii="Courier New" w:cs="Courier New" w:eastAsia="Courier New" w:hAnsi="Courier New"/>
+          <w:sz w:val="20"/>
+          <w:szCs w:val="20"/>
+        </w:rPr>
+        <w:t xml:space="preserve">agent-&lt;имя агента&gt;</w:t>
+      </w:r>
+      <w:r>
+        <w:rPr>
+          <w:rFonts w:ascii="Arial" w:cs="Arial" w:eastAsia="Arial" w:hAnsi="Arial"/>
+        </w:rPr>
+        <w:t xml:space="preserve"> (роль как у токена, пароль случайный и никому не известен) и выдаёт токен на него, а не на вас. Ваш пароль агенту после этого не нужен, а заблокировать агента можно, не трогая свою учётную запись. Пользователь виден в списке «Пользователи».</w:t>
+      </w:r>
+    </w:p>
+    <w:p>
+      <w:pPr>
+        <w:pStyle w:val="ListParagraph"/>
+        <w:numPr>
+          <w:ilvl w:val="0"/>
+          <w:numId w:val="2"/>
+        </w:numPr>
+        <w:spacing w:after="60" w:line="290"/>
+      </w:pPr>
+      <w:r>
+        <w:rPr>
+          <w:rFonts w:ascii="Arial" w:cs="Arial" w:eastAsia="Arial" w:hAnsi="Arial"/>
         </w:rPr>
         <w:t xml:space="preserve">Если агенту нужны логин и пароль, в «Пользователях» есть кнопка «Создать пользователя для агента»: отдельный редактор с готовым текстом для чата. Свой пароль давать не нужно, лишнего пользователя потом можно заблокировать.</w:t>
       </w:r>
@@ -1826,7 +1864,7 @@
                 <w:sz w:val="19"/>
                 <w:szCs w:val="19"/>
               </w:rPr>
-              <w:t xml:space="preserve">128 тестов зелёные (в том числе отказ на поле не на своём месте). Новые: код подключения (правильный, неверный, повторный, просроченный, подбор), срок токена и ответ «токен истёк», блокировка пользователя и разблокировка с токенами агента, копия базы перед правкой агента (одна на сеанс), обновление базы существующего сайта до новой схемы, заявки и отправитель noreply.</w:t>
+              <w:t xml:space="preserve">129 тестов зелёные (в том числе отказ на поле не на своём месте). Новые: код подключения (правильный, неверный, повторный, просроченный, подбор), срок токена и ответ «токен истёк», блокировка пользователя и разблокировка с токенами агента, копия базы перед правкой агента (одна на сеанс), обновление базы существующего сайта до новой схемы, заявки и отправитель noreply.</w:t>
             </w:r>
           </w:p>
         </w:tc>

--- a/docs/AgeCMS-техкарточка-дополнение-2.docx
+++ b/docs/AgeCMS-техкарточка-дополнение-2.docx
@@ -1311,8 +1311,16 @@
       <w:r>
         <w:rPr>
           <w:rFonts w:ascii="Arial" w:cs="Arial" w:eastAsia="Arial" w:hAnsi="Arial"/>
-        </w:rPr>
-        <w:t xml:space="preserve">«Оценку» из вашего сценария («дай посмотрю что там внутри, а понятно, оценка, готово») я не добавлял: агенту в инструкции сказано сначала осмотреться, а потом править, никакого отдельного шага оценки в системе нет.</w:t>
+          <w:b/>
+          <w:bCs/>
+        </w:rPr>
+        <w:t xml:space="preserve">Про «оценку».</w:t>
+      </w:r>
+      <w:r>
+        <w:rPr>
+          <w:rFonts w:ascii="Arial" w:cs="Arial" w:eastAsia="Arial" w:hAnsi="Arial"/>
+        </w:rPr>
+        <w:t xml:space="preserve"> Вы пояснили, что это шаг «стоит столько будет» в работе с заказчиком: заказчик говорит «обнови», программист просит доступы, получает их и делает. С агентом путь такой же, без оценки: «обнови» (владелец даёт адрес сайта и текст из кнопки), агент просит доступ (код подключения), владелец вставляет текст, агент делает. Никакого шага с ценой в системе и в инструкции агента нет, убирать нечего.</w:t>
       </w:r>
     </w:p>
     <w:p>

--- a/docs/AgeCMS-техкарточка-дополнение-2.docx
+++ b/docs/AgeCMS-техкарточка-дополнение-2.docx
@@ -1465,6 +1465,124 @@
     </w:p>
     <w:p>
       <w:pPr>
+        <w:pStyle w:val="ListParagraph"/>
+        <w:numPr>
+          <w:ilvl w:val="0"/>
+          <w:numId w:val="2"/>
+        </w:numPr>
+        <w:spacing w:after="60" w:line="290"/>
+      </w:pPr>
+      <w:r>
+        <w:rPr>
+          <w:rFonts w:ascii="Arial" w:cs="Arial" w:eastAsia="Arial" w:hAnsi="Arial"/>
+          <w:b/>
+          <w:bCs/>
+        </w:rPr>
+        <w:t xml:space="preserve">Агент находит инструкцию с любой страницы сайта.</w:t>
+      </w:r>
+      <w:r>
+        <w:rPr>
+          <w:rFonts w:ascii="Arial" w:cs="Arial" w:eastAsia="Arial" w:hAnsi="Arial"/>
+        </w:rPr>
+        <w:t xml:space="preserve"> Если агенту дали только адрес сайта, он видит в </w:t>
+      </w:r>
+      <w:r>
+        <w:rPr>
+          <w:rFonts w:ascii="Courier New" w:cs="Courier New" w:eastAsia="Courier New" w:hAnsi="Courier New"/>
+          <w:sz w:val="20"/>
+          <w:szCs w:val="20"/>
+        </w:rPr>
+        <w:t xml:space="preserve">&lt;head&gt;</w:t>
+      </w:r>
+      <w:r>
+        <w:rPr>
+          <w:rFonts w:ascii="Arial" w:cs="Arial" w:eastAsia="Arial" w:hAnsi="Arial"/>
+        </w:rPr>
+        <w:t xml:space="preserve"> каждой страницы пометку </w:t>
+      </w:r>
+      <w:r>
+        <w:rPr>
+          <w:rFonts w:ascii="Courier New" w:cs="Courier New" w:eastAsia="Courier New" w:hAnsi="Courier New"/>
+          <w:sz w:val="20"/>
+          <w:szCs w:val="20"/>
+        </w:rPr>
+        <w:t xml:space="preserve">generator: AgeCMS</w:t>
+      </w:r>
+      <w:r>
+        <w:rPr>
+          <w:rFonts w:ascii="Arial" w:cs="Arial" w:eastAsia="Arial" w:hAnsi="Arial"/>
+        </w:rPr>
+        <w:t xml:space="preserve"> и ссылку на </w:t>
+      </w:r>
+      <w:r>
+        <w:rPr>
+          <w:rFonts w:ascii="Courier New" w:cs="Courier New" w:eastAsia="Courier New" w:hAnsi="Courier New"/>
+          <w:sz w:val="20"/>
+          <w:szCs w:val="20"/>
+        </w:rPr>
+        <w:t xml:space="preserve">/AGENT.md</w:t>
+      </w:r>
+      <w:r>
+        <w:rPr>
+          <w:rFonts w:ascii="Arial" w:cs="Arial" w:eastAsia="Arial" w:hAnsi="Arial"/>
+        </w:rPr>
+        <w:t xml:space="preserve">, а в </w:t>
+      </w:r>
+      <w:r>
+        <w:rPr>
+          <w:rFonts w:ascii="Courier New" w:cs="Courier New" w:eastAsia="Courier New" w:hAnsi="Courier New"/>
+          <w:sz w:val="20"/>
+          <w:szCs w:val="20"/>
+        </w:rPr>
+        <w:t xml:space="preserve">robots.txt</w:t>
+      </w:r>
+      <w:r>
+        <w:rPr>
+          <w:rFonts w:ascii="Arial" w:cs="Arial" w:eastAsia="Arial" w:hAnsi="Arial"/>
+        </w:rPr>
+        <w:t xml:space="preserve"> строку с тем же адресом. Раньше подсказки были только в </w:t>
+      </w:r>
+      <w:r>
+        <w:rPr>
+          <w:rFonts w:ascii="Courier New" w:cs="Courier New" w:eastAsia="Courier New" w:hAnsi="Courier New"/>
+          <w:sz w:val="20"/>
+          <w:szCs w:val="20"/>
+        </w:rPr>
+        <w:t xml:space="preserve">llms.txt</w:t>
+      </w:r>
+      <w:r>
+        <w:rPr>
+          <w:rFonts w:ascii="Arial" w:cs="Arial" w:eastAsia="Arial" w:hAnsi="Arial"/>
+        </w:rPr>
+        <w:t xml:space="preserve">, на странице входа и в ответах «нужен вход». Минус: сайт больше не скрывает, что работает на AgeCMS.</w:t>
+      </w:r>
+    </w:p>
+    <w:p>
+      <w:pPr>
+        <w:pStyle w:val="ListParagraph"/>
+        <w:numPr>
+          <w:ilvl w:val="0"/>
+          <w:numId w:val="2"/>
+        </w:numPr>
+        <w:spacing w:after="60" w:line="290"/>
+      </w:pPr>
+      <w:r>
+        <w:rPr>
+          <w:rFonts w:ascii="Arial" w:cs="Arial" w:eastAsia="Arial" w:hAnsi="Arial"/>
+          <w:b/>
+          <w:bCs/>
+        </w:rPr>
+        <w:t xml:space="preserve">Владелец видит, что токен агента скоро закончится.</w:t>
+      </w:r>
+      <w:r>
+        <w:rPr>
+          <w:rFonts w:ascii="Arial" w:cs="Arial" w:eastAsia="Arial" w:hAnsi="Arial"/>
+        </w:rPr>
+        <w:t xml:space="preserve"> В админке (для администратора) на любой странице появляется плашка «Скоро заканчивается токен агента: имя (ещё N дн.)» со ссылкой на «Систему», за неделю до конца. Показывается только для токенов, которыми недавно пользовались.</w:t>
+      </w:r>
+    </w:p>
+    <w:p>
+      <w:pPr>
         <w:pStyle w:val="Heading1"/>
         <w:keepNext/>
       </w:pPr>
@@ -1872,7 +1990,7 @@
                 <w:sz w:val="19"/>
                 <w:szCs w:val="19"/>
               </w:rPr>
-              <w:t xml:space="preserve">129 тестов зелёные (в том числе отказ на поле не на своём месте). Новые: код подключения (правильный, неверный, повторный, просроченный, подбор), срок токена и ответ «токен истёк», блокировка пользователя и разблокировка с токенами агента, копия базы перед правкой агента (одна на сеанс), обновление базы существующего сайта до новой схемы, заявки и отправитель noreply.</w:t>
+              <w:t xml:space="preserve">130 тестов зелёные (в том числе отказ на поле не на своём месте). Новые: код подключения (правильный, неверный, повторный, просроченный, подбор), срок токена и ответ «токен истёк», блокировка пользователя и разблокировка с токенами агента, копия базы перед правкой агента (одна на сеанс), обновление базы существующего сайта до новой схемы, заявки и отправитель noreply.</w:t>
             </w:r>
           </w:p>
         </w:tc>
